--- a/a7/build/out/u3/A7 3.04 Negative Exponent Law - Teacher Edition.docx
+++ b/a7/build/out/u3/A7 3.04 Negative Exponent Law - Teacher Edition.docx
@@ -3425,7 +3425,7 @@
           <w:color w:val="1A1A1A"/>
           <w:sz w:val="21"/>
         </w:rPr>
-        <w:t xml:space="preserve">Independent Set — Six questions. On your own, in silence.  </w:t>
+        <w:t xml:space="preserve">Independent Set — Six questions. On your own, in writing.  </w:t>
       </w:r>
       <w:r>
         <w:rPr>
@@ -3434,7 +3434,7 @@
           <w:color w:val="1A1A1A"/>
           <w:sz w:val="21"/>
         </w:rPr>
-        <w:t>Hand out the Independent Set.</w:t>
+        <w:t>Hand out the Independent Set; the same six questions are on the board.</w:t>
       </w:r>
     </w:p>
     <w:p>

--- a/a7/build/out/u3/A7 3.04 Negative Exponent Law - Teacher Edition.docx
+++ b/a7/build/out/u3/A7 3.04 Negative Exponent Law - Teacher Edition.docx
@@ -2666,7 +2666,7 @@
               <a:graphicData uri="http://schemas.openxmlformats.org/drawingml/2006/picture">
                 <pic:pic>
                   <pic:nvPicPr>
-                    <pic:cNvPr id="0" name="226839dd8c5e5afe.png"/>
+                    <pic:cNvPr id="0" name="fd8ee9af7fdbd160.png"/>
                     <pic:cNvPicPr/>
                   </pic:nvPicPr>
                   <pic:blipFill>
@@ -2700,7 +2700,7 @@
       <w:r>
         <w:drawing>
           <wp:inline xmlns:a="http://schemas.openxmlformats.org/drawingml/2006/main" xmlns:pic="http://schemas.openxmlformats.org/drawingml/2006/picture">
-            <wp:extent cx="167640" cy="216408"/>
+            <wp:extent cx="222504" cy="213360"/>
             <wp:docPr id="8" name="Picture 8"/>
             <wp:cNvGraphicFramePr>
               <a:graphicFrameLocks noChangeAspect="1"/>
@@ -2709,7 +2709,7 @@
               <a:graphicData uri="http://schemas.openxmlformats.org/drawingml/2006/picture">
                 <pic:pic>
                   <pic:nvPicPr>
-                    <pic:cNvPr id="0" name="1b1abb82462e383c.png"/>
+                    <pic:cNvPr id="0" name="b561d07bd2e4c8c6.png"/>
                     <pic:cNvPicPr/>
                   </pic:nvPicPr>
                   <pic:blipFill>
@@ -2721,7 +2721,7 @@
                   <pic:spPr>
                     <a:xfrm>
                       <a:off x="0" y="0"/>
-                      <a:ext cx="167640" cy="216408"/>
+                      <a:ext cx="222504" cy="213360"/>
                     </a:xfrm>
                     <a:prstGeom prst="rect"/>
                   </pic:spPr>
@@ -2738,7 +2738,7 @@
           <w:color w:val="6B6B6B"/>
           <w:sz w:val="19"/>
         </w:rPr>
-        <w:t xml:space="preserve">   1/8 — the base's own sign was dropped [8.NSO.1.3: rational bases include negatives]; −8 — the negative exponent was treated as positive</w:t>
+        <w:t xml:space="preserve">   1/27 — the base's own sign was dropped [8.NSO.1.3: rational bases include negatives]; −27 — the negative exponent was treated as positive</w:t>
       </w:r>
     </w:p>
     <w:p>
@@ -2767,7 +2767,7 @@
       <w:r>
         <w:drawing>
           <wp:inline xmlns:a="http://schemas.openxmlformats.org/drawingml/2006/main" xmlns:pic="http://schemas.openxmlformats.org/drawingml/2006/picture">
-            <wp:extent cx="213360" cy="143256"/>
+            <wp:extent cx="213360" cy="140208"/>
             <wp:docPr id="9" name="Picture 9"/>
             <wp:cNvGraphicFramePr>
               <a:graphicFrameLocks noChangeAspect="1"/>
@@ -2776,7 +2776,7 @@
               <a:graphicData uri="http://schemas.openxmlformats.org/drawingml/2006/picture">
                 <pic:pic>
                   <pic:nvPicPr>
-                    <pic:cNvPr id="0" name="ef9c046f279ffe4d.png"/>
+                    <pic:cNvPr id="0" name="b8315503d34e4d6e.png"/>
                     <pic:cNvPicPr/>
                   </pic:nvPicPr>
                   <pic:blipFill>
@@ -2788,7 +2788,7 @@
                   <pic:spPr>
                     <a:xfrm>
                       <a:off x="0" y="0"/>
-                      <a:ext cx="213360" cy="143256"/>
+                      <a:ext cx="213360" cy="140208"/>
                     </a:xfrm>
                     <a:prstGeom prst="rect"/>
                   </pic:spPr>
@@ -2814,7 +2814,7 @@
           <w:color w:val="9E1B32"/>
           <w:sz w:val="21"/>
         </w:rPr>
-        <w:t>B — 1/25</w:t>
+        <w:t>B — 1/49</w:t>
       </w:r>
       <w:r>
         <w:rPr>
@@ -2823,7 +2823,7 @@
           <w:color w:val="6B6B6B"/>
           <w:sz w:val="19"/>
         </w:rPr>
-        <w:t xml:space="preserve">   (A) reciprocal of 5 · 2 instead of 5</w:t>
+        <w:t xml:space="preserve">   (A) reciprocal of 7 · 2 instead of 7</w:t>
       </w:r>
       <w:r>
         <w:rPr>
@@ -2842,7 +2842,7 @@
           <w:color w:val="6B6B6B"/>
           <w:sz w:val="19"/>
         </w:rPr>
-        <w:t xml:space="preserve"> [reciprocal right, power wrong]; (C) the negative exponent was read as a negative value, −(5</w:t>
+        <w:t xml:space="preserve"> [reciprocal right, power wrong]; (C) the negative exponent was read as a negative value, −(7</w:t>
       </w:r>
       <w:r>
         <w:rPr>
@@ -2880,7 +2880,7 @@
           <w:color w:val="6B6B6B"/>
           <w:sz w:val="19"/>
         </w:rPr>
-        <w:t>]; (D) multiplied the base by the exponent, 5 · (−2) [misconception: exponent treated as a factor]</w:t>
+        <w:t>]; (D) multiplied the base by the exponent, 7 · (−2) [misconception: exponent treated as a factor]</w:t>
       </w:r>
       <w:r>
         <w:rPr>
@@ -2918,7 +2918,7 @@
       <w:r>
         <w:drawing>
           <wp:inline xmlns:a="http://schemas.openxmlformats.org/drawingml/2006/main" xmlns:pic="http://schemas.openxmlformats.org/drawingml/2006/picture">
-            <wp:extent cx="457200" cy="143256"/>
+            <wp:extent cx="460247" cy="140208"/>
             <wp:docPr id="10" name="Picture 10"/>
             <wp:cNvGraphicFramePr>
               <a:graphicFrameLocks noChangeAspect="1"/>
@@ -2927,7 +2927,7 @@
               <a:graphicData uri="http://schemas.openxmlformats.org/drawingml/2006/picture">
                 <pic:pic>
                   <pic:nvPicPr>
-                    <pic:cNvPr id="0" name="c11df6f955dbd18f.png"/>
+                    <pic:cNvPr id="0" name="d0af022d0f16f5ce.png"/>
                     <pic:cNvPicPr/>
                   </pic:nvPicPr>
                   <pic:blipFill>
@@ -2939,7 +2939,7 @@
                   <pic:spPr>
                     <a:xfrm>
                       <a:off x="0" y="0"/>
-                      <a:ext cx="457200" cy="143256"/>
+                      <a:ext cx="460247" cy="140208"/>
                     </a:xfrm>
                     <a:prstGeom prst="rect"/>
                   </pic:spPr>
@@ -2965,7 +2965,7 @@
           <w:color w:val="9E1B32"/>
           <w:sz w:val="21"/>
         </w:rPr>
-        <w:t>D — 6</w:t>
+        <w:t>D — 4</w:t>
       </w:r>
       <w:r>
         <w:rPr>
@@ -2975,7 +2975,7 @@
           <w:sz w:val="21"/>
           <w:vertAlign w:val="superscript"/>
         </w:rPr>
-        <w:t>3</w:t>
+        <w:t>4</w:t>
       </w:r>
       <w:r>
         <w:rPr>
@@ -2984,7 +2984,7 @@
           <w:color w:val="6B6B6B"/>
           <w:sz w:val="19"/>
         </w:rPr>
-        <w:t xml:space="preserve">   (A) multiplied the exponents [confused with power of a power]; (B) multiplied the bases as well [7.NSO.1.1 misconception: operating on the bases]; (C) subtracted instead of adding, −2 − 5 [product law: add the exponents, including a negative one]</w:t>
+        <w:t xml:space="preserve">   (A) multiplied the exponents [confused with power of a power]; (B) multiplied the bases as well [7.NSO.1.1 misconception: operating on the bases]; (C) subtracted instead of adding, −3 − 7 [product law: add the exponents, including a negative one]</w:t>
       </w:r>
       <w:r>
         <w:rPr>
@@ -3126,7 +3126,7 @@
       <w:r>
         <w:drawing>
           <wp:inline xmlns:a="http://schemas.openxmlformats.org/drawingml/2006/main" xmlns:pic="http://schemas.openxmlformats.org/drawingml/2006/picture">
-            <wp:extent cx="164592" cy="259080"/>
+            <wp:extent cx="222504" cy="243840"/>
             <wp:docPr id="12" name="Picture 12"/>
             <wp:cNvGraphicFramePr>
               <a:graphicFrameLocks noChangeAspect="1"/>
@@ -3135,7 +3135,7 @@
               <a:graphicData uri="http://schemas.openxmlformats.org/drawingml/2006/picture">
                 <pic:pic>
                   <pic:nvPicPr>
-                    <pic:cNvPr id="0" name="53c16ad5fc3475cf.png"/>
+                    <pic:cNvPr id="0" name="da4b2806a208aea3.png"/>
                     <pic:cNvPicPr/>
                   </pic:nvPicPr>
                   <pic:blipFill>
@@ -3147,7 +3147,7 @@
                   <pic:spPr>
                     <a:xfrm>
                       <a:off x="0" y="0"/>
-                      <a:ext cx="164592" cy="259080"/>
+                      <a:ext cx="222504" cy="243840"/>
                     </a:xfrm>
                     <a:prstGeom prst="rect"/>
                   </pic:spPr>
@@ -3169,7 +3169,7 @@
       <w:r>
         <w:drawing>
           <wp:inline xmlns:a="http://schemas.openxmlformats.org/drawingml/2006/main" xmlns:pic="http://schemas.openxmlformats.org/drawingml/2006/picture">
-            <wp:extent cx="109728" cy="231648"/>
+            <wp:extent cx="167640" cy="231648"/>
             <wp:docPr id="13" name="Picture 13"/>
             <wp:cNvGraphicFramePr>
               <a:graphicFrameLocks noChangeAspect="1"/>
@@ -3178,7 +3178,7 @@
               <a:graphicData uri="http://schemas.openxmlformats.org/drawingml/2006/picture">
                 <pic:pic>
                   <pic:nvPicPr>
-                    <pic:cNvPr id="0" name="9137124fd5f3855c.png"/>
+                    <pic:cNvPr id="0" name="e01b39f5c2a1640a.png"/>
                     <pic:cNvPicPr/>
                   </pic:nvPicPr>
                   <pic:blipFill>
@@ -3190,7 +3190,7 @@
                   <pic:spPr>
                     <a:xfrm>
                       <a:off x="0" y="0"/>
-                      <a:ext cx="109728" cy="231648"/>
+                      <a:ext cx="167640" cy="231648"/>
                     </a:xfrm>
                     <a:prstGeom prst="rect"/>
                   </pic:spPr>
@@ -3207,7 +3207,7 @@
           <w:color w:val="6B6B6B"/>
           <w:sz w:val="19"/>
         </w:rPr>
-        <w:t xml:space="preserve">   9</w:t>
+        <w:t xml:space="preserve">   11</w:t>
       </w:r>
       <w:r>
         <w:rPr>
@@ -3226,7 +3226,7 @@
           <w:color w:val="6B6B6B"/>
           <w:sz w:val="19"/>
         </w:rPr>
-        <w:t xml:space="preserve"> or 1/81 — subtracted 5 − 3 ignoring the sign [integer subtraction, MA.7 prerequisite]; 9</w:t>
+        <w:t xml:space="preserve"> or 1/121 — subtracted 4 − 2 ignoring the sign [integer subtraction, MA.7 prerequisite]; 11</w:t>
       </w:r>
       <w:r>
         <w:rPr>
@@ -3236,7 +3236,7 @@
           <w:sz w:val="19"/>
           <w:vertAlign w:val="superscript"/>
         </w:rPr>
-        <w:t>8</w:t>
+        <w:t>6</w:t>
       </w:r>
       <w:r>
         <w:rPr>
@@ -3278,7 +3278,7 @@
           <w:color w:val="1A1A1A"/>
           <w:sz w:val="21"/>
         </w:rPr>
-        <w:t>Ellen says the value of 5</w:t>
+        <w:t>Ellen says the value of 12</w:t>
       </w:r>
       <w:r>
         <w:rPr>
@@ -3297,7 +3297,7 @@
           <w:color w:val="1A1A1A"/>
           <w:sz w:val="21"/>
         </w:rPr>
-        <w:t xml:space="preserve"> is −25. Explain why she is wrong, and show the correct value.  →  </w:t>
+        <w:t xml:space="preserve"> is −144. Explain why she is wrong, and show the correct value.  →  </w:t>
       </w:r>
       <w:r>
         <w:rPr>
@@ -3306,7 +3306,7 @@
           <w:color w:val="9E1B32"/>
           <w:sz w:val="21"/>
         </w:rPr>
-        <w:t>5</w:t>
+        <w:t>12</w:t>
       </w:r>
       <w:r>
         <w:rPr>
@@ -3325,7 +3325,7 @@
           <w:color w:val="9E1B32"/>
           <w:sz w:val="21"/>
         </w:rPr>
-        <w:t xml:space="preserve"> = 1/5</w:t>
+        <w:t xml:space="preserve"> = 1/12</w:t>
       </w:r>
       <w:r>
         <w:rPr>
@@ -3344,7 +3344,7 @@
           <w:color w:val="9E1B32"/>
           <w:sz w:val="21"/>
         </w:rPr>
-        <w:t xml:space="preserve"> = 1/25</w:t>
+        <w:t xml:space="preserve"> = 1/144</w:t>
       </w:r>
       <w:r>
         <w:rPr>
@@ -3353,7 +3353,7 @@
           <w:color w:val="6B6B6B"/>
           <w:sz w:val="19"/>
         </w:rPr>
-        <w:t xml:space="preserve">   '−1/25' — took the reciprocal AND the opposite [B1G-M 8.NSO.1.3 task: −b vs b</w:t>
+        <w:t xml:space="preserve">   '−1/144' — took the reciprocal AND the opposite [B1G-M 8.NSO.1.3 task: −b vs b</w:t>
       </w:r>
       <w:r>
         <w:rPr>
@@ -3372,7 +3372,7 @@
           <w:color w:val="6B6B6B"/>
           <w:sz w:val="19"/>
         </w:rPr>
-        <w:t>]; 'she forgot parentheses' — confused 5</w:t>
+        <w:t>]; 'she forgot parentheses' — confused 12</w:t>
       </w:r>
       <w:r>
         <w:rPr>
@@ -3391,7 +3391,7 @@
           <w:color w:val="6B6B6B"/>
           <w:sz w:val="19"/>
         </w:rPr>
-        <w:t xml:space="preserve"> with (−5)</w:t>
+        <w:t xml:space="preserve"> with (−12)</w:t>
       </w:r>
       <w:r>
         <w:rPr>
@@ -3619,7 +3619,7 @@
           <w:color w:val="1A1A1A"/>
           <w:sz w:val="20"/>
         </w:rPr>
-        <w:t>1/8 — the base's own sign was dropped [8.NSO.1.3: rational bases include negatives]</w:t>
+        <w:t>1/27 — the base's own sign was dropped [8.NSO.1.3: rational bases include negatives]</w:t>
       </w:r>
     </w:p>
     <w:p>
@@ -3643,7 +3643,7 @@
           <w:color w:val="1A1A1A"/>
           <w:sz w:val="20"/>
         </w:rPr>
-        <w:t>reciprocal of 5 · 2 instead of 5</w:t>
+        <w:t>reciprocal of 7 · 2 instead of 7</w:t>
       </w:r>
       <w:r>
         <w:rPr>
@@ -3753,7 +3753,7 @@
           <w:color w:val="1A1A1A"/>
           <w:sz w:val="20"/>
         </w:rPr>
-        <w:t>9</w:t>
+        <w:t>11</w:t>
       </w:r>
       <w:r>
         <w:rPr>
@@ -3772,7 +3772,7 @@
           <w:color w:val="1A1A1A"/>
           <w:sz w:val="20"/>
         </w:rPr>
-        <w:t xml:space="preserve"> or 1/81 — subtracted 5 − 3 ignoring the sign [integer subtraction, MA.7 prerequisite]</w:t>
+        <w:t xml:space="preserve"> or 1/121 — subtracted 4 − 2 ignoring the sign [integer subtraction, MA.7 prerequisite]</w:t>
       </w:r>
     </w:p>
     <w:p>
@@ -3796,7 +3796,7 @@
           <w:color w:val="1A1A1A"/>
           <w:sz w:val="20"/>
         </w:rPr>
-        <w:t>'−1/25' — took the reciprocal AND the opposite [B1G-M 8.NSO.1.3 task: −b vs b</w:t>
+        <w:t>'−1/144' — took the reciprocal AND the opposite [B1G-M 8.NSO.1.3 task: −b vs b</w:t>
       </w:r>
       <w:r>
         <w:rPr>
